--- a/deliverables/VIDEOS_22-23/_source_v2/Video_22_FINAL_Story_Led_Recording_Script.docx
+++ b/deliverables/VIDEOS_22-23/_source_v2/Video_22_FINAL_Story_Led_Recording_Script.docx
@@ -415,7 +415,7 @@
       <w:r>
         <w:t>[4. REAL GAP]</w:t>
         <w:br/>
-        <w:t>Then ask the question people sometimes skip because they want the move to work:</w:t>
+        <w:t>Then ask the question that is easy to skip when you want the move to work:</w:t>
       </w:r>
     </w:p>
     <w:p>
